--- a/papers/Ambidexterity.docx
+++ b/papers/Ambidexterity.docx
@@ -1,6 +1,6 @@
 
 <file path=word/document.xml><?xml version="1.0" encoding="utf-8"?>
-<w:document xmlns:wpc="http://schemas.microsoft.com/office/word/2010/wordprocessingCanvas" xmlns:cx="http://schemas.microsoft.com/office/drawing/2014/chartex" xmlns:cx1="http://schemas.microsoft.com/office/drawing/2015/9/8/chartex" xmlns:cx2="http://schemas.microsoft.com/office/drawing/2015/10/21/chartex" xmlns:cx3="http://schemas.microsoft.com/office/drawing/2016/5/9/chartex" xmlns:cx4="http://schemas.microsoft.com/office/drawing/2016/5/10/chartex" xmlns:cx5="http://schemas.microsoft.com/office/drawing/2016/5/11/chartex" xmlns:cx6="http://schemas.microsoft.com/office/drawing/2016/5/12/chartex" xmlns:cx7="http://schemas.microsoft.com/office/drawing/2016/5/13/chartex" xmlns:cx8="http://schemas.microsoft.com/office/drawing/2016/5/14/chartex" xmlns:mc="http://schemas.openxmlformats.org/markup-compatibility/2006" xmlns:aink="http://schemas.microsoft.com/office/drawing/2016/ink" xmlns:am3d="http://schemas.microsoft.com/office/drawing/2017/model3d" xmlns:o="urn:schemas-microsoft-com:office:office" xmlns:r="http://schemas.openxmlformats.org/officeDocument/2006/relationships" xmlns:m="http://schemas.openxmlformats.org/officeDocument/2006/math" xmlns:v="urn:schemas-microsoft-com:vml" xmlns:wp14="http://schemas.microsoft.com/office/word/2010/wordprocessingDrawing" xmlns:wp="http://schemas.openxmlformats.org/drawingml/2006/wordprocessingDrawing" xmlns:w10="urn:schemas-microsoft-com:office:word" xmlns:w="http://schemas.openxmlformats.org/wordprocessingml/2006/main" xmlns:w14="http://schemas.microsoft.com/office/word/2010/wordml" xmlns:w15="http://schemas.microsoft.com/office/word/2012/wordml" xmlns:w16cex="http://schemas.microsoft.com/office/word/2018/wordml/cex" xmlns:w16cid="http://schemas.microsoft.com/office/word/2016/wordml/cid" xmlns:w16="http://schemas.microsoft.com/office/word/2018/wordml" xmlns:w16se="http://schemas.microsoft.com/office/word/2015/wordml/symex" xmlns:wpg="http://schemas.microsoft.com/office/word/2010/wordprocessingGroup" xmlns:wpi="http://schemas.microsoft.com/office/word/2010/wordprocessingInk" xmlns:wne="http://schemas.microsoft.com/office/word/2006/wordml" xmlns:wps="http://schemas.microsoft.com/office/word/2010/wordprocessingShape" mc:Ignorable="w14 w15 w16se w16cid w16 w16cex wp14">
+<w:document xmlns:wpc="http://schemas.microsoft.com/office/word/2010/wordprocessingCanvas" xmlns:cx="http://schemas.microsoft.com/office/drawing/2014/chartex" xmlns:cx1="http://schemas.microsoft.com/office/drawing/2015/9/8/chartex" xmlns:cx2="http://schemas.microsoft.com/office/drawing/2015/10/21/chartex" xmlns:cx3="http://schemas.microsoft.com/office/drawing/2016/5/9/chartex" xmlns:cx4="http://schemas.microsoft.com/office/drawing/2016/5/10/chartex" xmlns:cx5="http://schemas.microsoft.com/office/drawing/2016/5/11/chartex" xmlns:cx6="http://schemas.microsoft.com/office/drawing/2016/5/12/chartex" xmlns:cx7="http://schemas.microsoft.com/office/drawing/2016/5/13/chartex" xmlns:cx8="http://schemas.microsoft.com/office/drawing/2016/5/14/chartex" xmlns:mc="http://schemas.openxmlformats.org/markup-compatibility/2006" xmlns:aink="http://schemas.microsoft.com/office/drawing/2016/ink" xmlns:am3d="http://schemas.microsoft.com/office/drawing/2017/model3d" xmlns:o="urn:schemas-microsoft-com:office:office" xmlns:oel="http://schemas.microsoft.com/office/2019/extlst" xmlns:r="http://schemas.openxmlformats.org/officeDocument/2006/relationships" xmlns:m="http://schemas.openxmlformats.org/officeDocument/2006/math" xmlns:v="urn:schemas-microsoft-com:vml" xmlns:wp14="http://schemas.microsoft.com/office/word/2010/wordprocessingDrawing" xmlns:wp="http://schemas.openxmlformats.org/drawingml/2006/wordprocessingDrawing" xmlns:w10="urn:schemas-microsoft-com:office:word" xmlns:w="http://schemas.openxmlformats.org/wordprocessingml/2006/main" xmlns:w14="http://schemas.microsoft.com/office/word/2010/wordml" xmlns:w15="http://schemas.microsoft.com/office/word/2012/wordml" xmlns:w16cex="http://schemas.microsoft.com/office/word/2018/wordml/cex" xmlns:w16cid="http://schemas.microsoft.com/office/word/2016/wordml/cid" xmlns:w16="http://schemas.microsoft.com/office/word/2018/wordml" xmlns:w16sdtdh="http://schemas.microsoft.com/office/word/2020/wordml/sdtdatahash" xmlns:w16se="http://schemas.microsoft.com/office/word/2015/wordml/symex" xmlns:wpg="http://schemas.microsoft.com/office/word/2010/wordprocessingGroup" xmlns:wpi="http://schemas.microsoft.com/office/word/2010/wordprocessingInk" xmlns:wne="http://schemas.microsoft.com/office/word/2006/wordml" xmlns:wps="http://schemas.microsoft.com/office/word/2010/wordprocessingShape" mc:Ignorable="w14 w15 w16se w16cid w16 w16cex w16sdtdh wp14">
   <w:body>
     <w:p>
       <w:pPr>
@@ -545,20 +545,169 @@
           <w:numId w:val="3"/>
         </w:numPr>
         <w:rPr>
+          <w:rStyle w:val="Hyperlink"/>
           <w:rFonts w:eastAsiaTheme="minorEastAsia"/>
-          <w:color w:val="0000FF"/>
-        </w:rPr>
-      </w:pPr>
-      <w:hyperlink r:id="rId11">
+          <w:u w:val="none"/>
+        </w:rPr>
+      </w:pPr>
+      <w:hyperlink r:id="rId11" w:history="1">
         <w:r>
           <w:rPr>
             <w:rStyle w:val="Hyperlink"/>
             <w:rFonts w:ascii="Calibri" w:eastAsia="Calibri" w:hAnsi="Calibri" w:cs="Calibri"/>
           </w:rPr>
-          <w:t>https://pubmed.ncbi.nlm.nih.gov/4023705/</w:t>
+          <w:t>https://pubmed.ncbi.nlm.nAih.gov/4023705/</w:t>
         </w:r>
       </w:hyperlink>
     </w:p>
+    <w:p>
+      <w:pPr>
+        <w:rPr>
+          <w:rFonts w:eastAsiaTheme="minorEastAsia"/>
+          <w:color w:val="0000FF"/>
+        </w:rPr>
+      </w:pPr>
+    </w:p>
+    <w:p>
+      <w:pPr>
+        <w:rPr>
+          <w:rFonts w:eastAsiaTheme="minorEastAsia"/>
+          <w:color w:val="0000FF"/>
+        </w:rPr>
+      </w:pPr>
+    </w:p>
+    <w:p>
+      <w:pPr>
+        <w:rPr>
+          <w:rFonts w:eastAsiaTheme="minorEastAsia"/>
+          <w:color w:val="0000FF"/>
+        </w:rPr>
+      </w:pPr>
+    </w:p>
+    <w:p>
+      <w:r>
+        <w:t>09MAR2024 EDIT:</w:t>
+      </w:r>
+    </w:p>
+    <w:p>
+      <w:r>
+        <w:t>Perhaps being ambidextrous isn’t as important as forcing the corpus callosum to be used by using motor control to express what originates from the other hemisphere, regardless of side. This combines the advantage of hand specialization with gains in corpus callosum.</w:t>
+      </w:r>
+    </w:p>
+    <w:p>
+      <w:r>
+        <w:t xml:space="preserve">Consider </w:t>
+      </w:r>
+      <w:r>
+        <w:t>the split‐brain studies of the 1960s. These studies were based on patients who had undergone section of corpus callosum and in some cases other forebrain commissures, for the relief of intractable epilepsy. The operation was largely successful in reducing seizures, but effectively disconnected the two sides of the brain, at least with respect to cognitive function. This enabled researchers to test the mental capacities of each side of the brain more or less independently of activity in the other side. The results quickly confirmed that the left side of the brain in these patients was indeed dominant for speech, while in most cases the right side of the brain was essentially mute.</w:t>
+      </w:r>
+    </w:p>
+    <w:p>
+      <w:pPr>
+        <w:pBdr>
+          <w:top w:val="single" w:sz="6" w:space="1" w:color="auto"/>
+          <w:bottom w:val="single" w:sz="6" w:space="1" w:color="auto"/>
+        </w:pBdr>
+      </w:pPr>
+      <w:r>
+        <w:t xml:space="preserve">As a </w:t>
+      </w:r>
+      <w:r>
+        <w:t>Bilateria</w:t>
+      </w:r>
+      <w:r>
+        <w:t xml:space="preserve"> species, the human brain is a balance of symmetrical and asymmetrical functions.</w:t>
+      </w:r>
+    </w:p>
+    <w:p>
+      <w:pPr>
+        <w:pBdr>
+          <w:bottom w:val="single" w:sz="6" w:space="1" w:color="auto"/>
+          <w:between w:val="single" w:sz="6" w:space="1" w:color="auto"/>
+        </w:pBdr>
+      </w:pPr>
+      <w:r>
+        <w:t xml:space="preserve">There really are no left or right brained people, </w:t>
+      </w:r>
+      <w:r>
+        <w:t xml:space="preserve">really, </w:t>
+      </w:r>
+      <w:r>
+        <w:t xml:space="preserve">we all use both hemispheres for their unique and shared functions, their lateral and bilateral ones respectively. </w:t>
+      </w:r>
+      <w:r>
+        <w:t>A</w:t>
+      </w:r>
+      <w:r>
+        <w:t>symmetry in handedness can increase efficiency by reducing duplication of functions</w:t>
+      </w:r>
+      <w:r>
+        <w:t xml:space="preserve"> and increasing specialization. </w:t>
+      </w:r>
+      <w:r>
+        <w:t>There are certainly advantages to being single handed, it’s less redundant, reduces training time, and min maxes training time to a single recipient.</w:t>
+      </w:r>
+    </w:p>
+    <w:p>
+      <w:pPr>
+        <w:pBdr>
+          <w:bottom w:val="single" w:sz="6" w:space="1" w:color="auto"/>
+          <w:between w:val="single" w:sz="6" w:space="1" w:color="auto"/>
+        </w:pBdr>
+      </w:pPr>
+      <w:r>
+        <w:t xml:space="preserve">It is true that </w:t>
+      </w:r>
+      <w:r>
+        <w:t>Broca’s area i</w:t>
+      </w:r>
+      <w:r>
+        <w:t xml:space="preserve">sn’t always on the left side of the brain, but usually it is. It’s also true, that like Ambidextrous people left handers also have a CC expanded by ten percent. Could the reason why </w:t>
+      </w:r>
+      <w:r>
+        <w:t>left-handed</w:t>
+      </w:r>
+      <w:r>
+        <w:t xml:space="preserve"> people have a 10% larger CC on average than </w:t>
+      </w:r>
+      <w:r>
+        <w:t>right-handed</w:t>
+      </w:r>
+      <w:r>
+        <w:t xml:space="preserve"> people, be because of the majority of people, weather left or </w:t>
+      </w:r>
+      <w:r>
+        <w:t>right-handed</w:t>
+      </w:r>
+      <w:r>
+        <w:t xml:space="preserve">, having language vocalization localized to the left hemisphere, which requires transmission across hemispheres to the right for motor control of the left hand at the same time? </w:t>
+      </w:r>
+      <w:r>
+        <w:t xml:space="preserve">Or in short on opposites sides which forces relatively higher transhemispheric activity. </w:t>
+      </w:r>
+      <w:r>
+        <w:t xml:space="preserve">If </w:t>
+      </w:r>
+      <w:r>
+        <w:t>B</w:t>
+      </w:r>
+      <w:r>
+        <w:t>roca</w:t>
+      </w:r>
+      <w:r>
+        <w:t>’</w:t>
+      </w:r>
+      <w:r>
+        <w:t xml:space="preserve">s area was on the right, would right handers using the left motor cortex have a ten percent larger cc because of it, where lefties would have the disadvantage in </w:t>
+      </w:r>
+      <w:r>
+        <w:t>that case</w:t>
+      </w:r>
+      <w:r>
+        <w:t>?</w:t>
+      </w:r>
+    </w:p>
+    <w:p/>
     <w:sectPr>
       <w:headerReference w:type="default" r:id="rId12"/>
       <w:pgSz w:w="12240" w:h="15840"/>
@@ -571,7 +720,7 @@
 </file>
 
 <file path=word/endnotes.xml><?xml version="1.0" encoding="utf-8"?>
-<w:endnotes xmlns:wpc="http://schemas.microsoft.com/office/word/2010/wordprocessingCanvas" xmlns:cx="http://schemas.microsoft.com/office/drawing/2014/chartex" xmlns:cx1="http://schemas.microsoft.com/office/drawing/2015/9/8/chartex" xmlns:cx2="http://schemas.microsoft.com/office/drawing/2015/10/21/chartex" xmlns:cx3="http://schemas.microsoft.com/office/drawing/2016/5/9/chartex" xmlns:cx4="http://schemas.microsoft.com/office/drawing/2016/5/10/chartex" xmlns:cx5="http://schemas.microsoft.com/office/drawing/2016/5/11/chartex" xmlns:cx6="http://schemas.microsoft.com/office/drawing/2016/5/12/chartex" xmlns:cx7="http://schemas.microsoft.com/office/drawing/2016/5/13/chartex" xmlns:cx8="http://schemas.microsoft.com/office/drawing/2016/5/14/chartex" xmlns:mc="http://schemas.openxmlformats.org/markup-compatibility/2006" xmlns:aink="http://schemas.microsoft.com/office/drawing/2016/ink" xmlns:am3d="http://schemas.microsoft.com/office/drawing/2017/model3d" xmlns:o="urn:schemas-microsoft-com:office:office" xmlns:r="http://schemas.openxmlformats.org/officeDocument/2006/relationships" xmlns:m="http://schemas.openxmlformats.org/officeDocument/2006/math" xmlns:v="urn:schemas-microsoft-com:vml" xmlns:wp14="http://schemas.microsoft.com/office/word/2010/wordprocessingDrawing" xmlns:wp="http://schemas.openxmlformats.org/drawingml/2006/wordprocessingDrawing" xmlns:w10="urn:schemas-microsoft-com:office:word" xmlns:w="http://schemas.openxmlformats.org/wordprocessingml/2006/main" xmlns:w14="http://schemas.microsoft.com/office/word/2010/wordml" xmlns:w15="http://schemas.microsoft.com/office/word/2012/wordml" xmlns:w16cex="http://schemas.microsoft.com/office/word/2018/wordml/cex" xmlns:w16cid="http://schemas.microsoft.com/office/word/2016/wordml/cid" xmlns:w16="http://schemas.microsoft.com/office/word/2018/wordml" xmlns:w16se="http://schemas.microsoft.com/office/word/2015/wordml/symex" xmlns:wpg="http://schemas.microsoft.com/office/word/2010/wordprocessingGroup" xmlns:wpi="http://schemas.microsoft.com/office/word/2010/wordprocessingInk" xmlns:wne="http://schemas.microsoft.com/office/word/2006/wordml" xmlns:wps="http://schemas.microsoft.com/office/word/2010/wordprocessingShape" mc:Ignorable="w14 w15 w16se w16cid w16 w16cex wp14">
+<w:endnotes xmlns:wpc="http://schemas.microsoft.com/office/word/2010/wordprocessingCanvas" xmlns:cx="http://schemas.microsoft.com/office/drawing/2014/chartex" xmlns:cx1="http://schemas.microsoft.com/office/drawing/2015/9/8/chartex" xmlns:cx2="http://schemas.microsoft.com/office/drawing/2015/10/21/chartex" xmlns:cx3="http://schemas.microsoft.com/office/drawing/2016/5/9/chartex" xmlns:cx4="http://schemas.microsoft.com/office/drawing/2016/5/10/chartex" xmlns:cx5="http://schemas.microsoft.com/office/drawing/2016/5/11/chartex" xmlns:cx6="http://schemas.microsoft.com/office/drawing/2016/5/12/chartex" xmlns:cx7="http://schemas.microsoft.com/office/drawing/2016/5/13/chartex" xmlns:cx8="http://schemas.microsoft.com/office/drawing/2016/5/14/chartex" xmlns:mc="http://schemas.openxmlformats.org/markup-compatibility/2006" xmlns:aink="http://schemas.microsoft.com/office/drawing/2016/ink" xmlns:am3d="http://schemas.microsoft.com/office/drawing/2017/model3d" xmlns:o="urn:schemas-microsoft-com:office:office" xmlns:oel="http://schemas.microsoft.com/office/2019/extlst" xmlns:r="http://schemas.openxmlformats.org/officeDocument/2006/relationships" xmlns:m="http://schemas.openxmlformats.org/officeDocument/2006/math" xmlns:v="urn:schemas-microsoft-com:vml" xmlns:wp14="http://schemas.microsoft.com/office/word/2010/wordprocessingDrawing" xmlns:wp="http://schemas.openxmlformats.org/drawingml/2006/wordprocessingDrawing" xmlns:w10="urn:schemas-microsoft-com:office:word" xmlns:w="http://schemas.openxmlformats.org/wordprocessingml/2006/main" xmlns:w14="http://schemas.microsoft.com/office/word/2010/wordml" xmlns:w15="http://schemas.microsoft.com/office/word/2012/wordml" xmlns:w16cex="http://schemas.microsoft.com/office/word/2018/wordml/cex" xmlns:w16cid="http://schemas.microsoft.com/office/word/2016/wordml/cid" xmlns:w16="http://schemas.microsoft.com/office/word/2018/wordml" xmlns:w16sdtdh="http://schemas.microsoft.com/office/word/2020/wordml/sdtdatahash" xmlns:w16se="http://schemas.microsoft.com/office/word/2015/wordml/symex" xmlns:wpg="http://schemas.microsoft.com/office/word/2010/wordprocessingGroup" xmlns:wpi="http://schemas.microsoft.com/office/word/2010/wordprocessingInk" xmlns:wne="http://schemas.microsoft.com/office/word/2006/wordml" xmlns:wps="http://schemas.microsoft.com/office/word/2010/wordprocessingShape" mc:Ignorable="w14 w15 w16se w16cid w16 w16cex w16sdtdh wp14">
   <w:endnote w:type="separator" w:id="-1">
     <w:p>
       <w:pPr>
@@ -603,7 +752,7 @@
 </file>
 
 <file path=word/footnotes.xml><?xml version="1.0" encoding="utf-8"?>
-<w:footnotes xmlns:wpc="http://schemas.microsoft.com/office/word/2010/wordprocessingCanvas" xmlns:cx="http://schemas.microsoft.com/office/drawing/2014/chartex" xmlns:cx1="http://schemas.microsoft.com/office/drawing/2015/9/8/chartex" xmlns:cx2="http://schemas.microsoft.com/office/drawing/2015/10/21/chartex" xmlns:cx3="http://schemas.microsoft.com/office/drawing/2016/5/9/chartex" xmlns:cx4="http://schemas.microsoft.com/office/drawing/2016/5/10/chartex" xmlns:cx5="http://schemas.microsoft.com/office/drawing/2016/5/11/chartex" xmlns:cx6="http://schemas.microsoft.com/office/drawing/2016/5/12/chartex" xmlns:cx7="http://schemas.microsoft.com/office/drawing/2016/5/13/chartex" xmlns:cx8="http://schemas.microsoft.com/office/drawing/2016/5/14/chartex" xmlns:mc="http://schemas.openxmlformats.org/markup-compatibility/2006" xmlns:aink="http://schemas.microsoft.com/office/drawing/2016/ink" xmlns:am3d="http://schemas.microsoft.com/office/drawing/2017/model3d" xmlns:o="urn:schemas-microsoft-com:office:office" xmlns:r="http://schemas.openxmlformats.org/officeDocument/2006/relationships" xmlns:m="http://schemas.openxmlformats.org/officeDocument/2006/math" xmlns:v="urn:schemas-microsoft-com:vml" xmlns:wp14="http://schemas.microsoft.com/office/word/2010/wordprocessingDrawing" xmlns:wp="http://schemas.openxmlformats.org/drawingml/2006/wordprocessingDrawing" xmlns:w10="urn:schemas-microsoft-com:office:word" xmlns:w="http://schemas.openxmlformats.org/wordprocessingml/2006/main" xmlns:w14="http://schemas.microsoft.com/office/word/2010/wordml" xmlns:w15="http://schemas.microsoft.com/office/word/2012/wordml" xmlns:w16cex="http://schemas.microsoft.com/office/word/2018/wordml/cex" xmlns:w16cid="http://schemas.microsoft.com/office/word/2016/wordml/cid" xmlns:w16="http://schemas.microsoft.com/office/word/2018/wordml" xmlns:w16se="http://schemas.microsoft.com/office/word/2015/wordml/symex" xmlns:wpg="http://schemas.microsoft.com/office/word/2010/wordprocessingGroup" xmlns:wpi="http://schemas.microsoft.com/office/word/2010/wordprocessingInk" xmlns:wne="http://schemas.microsoft.com/office/word/2006/wordml" xmlns:wps="http://schemas.microsoft.com/office/word/2010/wordprocessingShape" mc:Ignorable="w14 w15 w16se w16cid w16 w16cex wp14">
+<w:footnotes xmlns:wpc="http://schemas.microsoft.com/office/word/2010/wordprocessingCanvas" xmlns:cx="http://schemas.microsoft.com/office/drawing/2014/chartex" xmlns:cx1="http://schemas.microsoft.com/office/drawing/2015/9/8/chartex" xmlns:cx2="http://schemas.microsoft.com/office/drawing/2015/10/21/chartex" xmlns:cx3="http://schemas.microsoft.com/office/drawing/2016/5/9/chartex" xmlns:cx4="http://schemas.microsoft.com/office/drawing/2016/5/10/chartex" xmlns:cx5="http://schemas.microsoft.com/office/drawing/2016/5/11/chartex" xmlns:cx6="http://schemas.microsoft.com/office/drawing/2016/5/12/chartex" xmlns:cx7="http://schemas.microsoft.com/office/drawing/2016/5/13/chartex" xmlns:cx8="http://schemas.microsoft.com/office/drawing/2016/5/14/chartex" xmlns:mc="http://schemas.openxmlformats.org/markup-compatibility/2006" xmlns:aink="http://schemas.microsoft.com/office/drawing/2016/ink" xmlns:am3d="http://schemas.microsoft.com/office/drawing/2017/model3d" xmlns:o="urn:schemas-microsoft-com:office:office" xmlns:oel="http://schemas.microsoft.com/office/2019/extlst" xmlns:r="http://schemas.openxmlformats.org/officeDocument/2006/relationships" xmlns:m="http://schemas.openxmlformats.org/officeDocument/2006/math" xmlns:v="urn:schemas-microsoft-com:vml" xmlns:wp14="http://schemas.microsoft.com/office/word/2010/wordprocessingDrawing" xmlns:wp="http://schemas.openxmlformats.org/drawingml/2006/wordprocessingDrawing" xmlns:w10="urn:schemas-microsoft-com:office:word" xmlns:w="http://schemas.openxmlformats.org/wordprocessingml/2006/main" xmlns:w14="http://schemas.microsoft.com/office/word/2010/wordml" xmlns:w15="http://schemas.microsoft.com/office/word/2012/wordml" xmlns:w16cex="http://schemas.microsoft.com/office/word/2018/wordml/cex" xmlns:w16cid="http://schemas.microsoft.com/office/word/2016/wordml/cid" xmlns:w16="http://schemas.microsoft.com/office/word/2018/wordml" xmlns:w16sdtdh="http://schemas.microsoft.com/office/word/2020/wordml/sdtdatahash" xmlns:w16se="http://schemas.microsoft.com/office/word/2015/wordml/symex" xmlns:wpg="http://schemas.microsoft.com/office/word/2010/wordprocessingGroup" xmlns:wpi="http://schemas.microsoft.com/office/word/2010/wordprocessingInk" xmlns:wne="http://schemas.microsoft.com/office/word/2006/wordml" xmlns:wps="http://schemas.microsoft.com/office/word/2010/wordprocessingShape" mc:Ignorable="w14 w15 w16se w16cid w16 w16cex w16sdtdh wp14">
   <w:footnote w:type="separator" w:id="-1">
     <w:p>
       <w:pPr>
@@ -635,7 +784,7 @@
 </file>
 
 <file path=word/header1.xml><?xml version="1.0" encoding="utf-8"?>
-<w:hdr xmlns:wpc="http://schemas.microsoft.com/office/word/2010/wordprocessingCanvas" xmlns:cx="http://schemas.microsoft.com/office/drawing/2014/chartex" xmlns:cx1="http://schemas.microsoft.com/office/drawing/2015/9/8/chartex" xmlns:cx2="http://schemas.microsoft.com/office/drawing/2015/10/21/chartex" xmlns:cx3="http://schemas.microsoft.com/office/drawing/2016/5/9/chartex" xmlns:cx4="http://schemas.microsoft.com/office/drawing/2016/5/10/chartex" xmlns:cx5="http://schemas.microsoft.com/office/drawing/2016/5/11/chartex" xmlns:cx6="http://schemas.microsoft.com/office/drawing/2016/5/12/chartex" xmlns:cx7="http://schemas.microsoft.com/office/drawing/2016/5/13/chartex" xmlns:cx8="http://schemas.microsoft.com/office/drawing/2016/5/14/chartex" xmlns:mc="http://schemas.openxmlformats.org/markup-compatibility/2006" xmlns:aink="http://schemas.microsoft.com/office/drawing/2016/ink" xmlns:am3d="http://schemas.microsoft.com/office/drawing/2017/model3d" xmlns:o="urn:schemas-microsoft-com:office:office" xmlns:r="http://schemas.openxmlformats.org/officeDocument/2006/relationships" xmlns:m="http://schemas.openxmlformats.org/officeDocument/2006/math" xmlns:v="urn:schemas-microsoft-com:vml" xmlns:wp14="http://schemas.microsoft.com/office/word/2010/wordprocessingDrawing" xmlns:wp="http://schemas.openxmlformats.org/drawingml/2006/wordprocessingDrawing" xmlns:w10="urn:schemas-microsoft-com:office:word" xmlns:w="http://schemas.openxmlformats.org/wordprocessingml/2006/main" xmlns:w14="http://schemas.microsoft.com/office/word/2010/wordml" xmlns:w15="http://schemas.microsoft.com/office/word/2012/wordml" xmlns:w16cex="http://schemas.microsoft.com/office/word/2018/wordml/cex" xmlns:w16cid="http://schemas.microsoft.com/office/word/2016/wordml/cid" xmlns:w16="http://schemas.microsoft.com/office/word/2018/wordml" xmlns:w16se="http://schemas.microsoft.com/office/word/2015/wordml/symex" xmlns:wpg="http://schemas.microsoft.com/office/word/2010/wordprocessingGroup" xmlns:wpi="http://schemas.microsoft.com/office/word/2010/wordprocessingInk" xmlns:wne="http://schemas.microsoft.com/office/word/2006/wordml" xmlns:wps="http://schemas.microsoft.com/office/word/2010/wordprocessingShape" mc:Ignorable="w14 w15 w16se w16cid w16 w16cex wp14">
+<w:hdr xmlns:wpc="http://schemas.microsoft.com/office/word/2010/wordprocessingCanvas" xmlns:cx="http://schemas.microsoft.com/office/drawing/2014/chartex" xmlns:cx1="http://schemas.microsoft.com/office/drawing/2015/9/8/chartex" xmlns:cx2="http://schemas.microsoft.com/office/drawing/2015/10/21/chartex" xmlns:cx3="http://schemas.microsoft.com/office/drawing/2016/5/9/chartex" xmlns:cx4="http://schemas.microsoft.com/office/drawing/2016/5/10/chartex" xmlns:cx5="http://schemas.microsoft.com/office/drawing/2016/5/11/chartex" xmlns:cx6="http://schemas.microsoft.com/office/drawing/2016/5/12/chartex" xmlns:cx7="http://schemas.microsoft.com/office/drawing/2016/5/13/chartex" xmlns:cx8="http://schemas.microsoft.com/office/drawing/2016/5/14/chartex" xmlns:mc="http://schemas.openxmlformats.org/markup-compatibility/2006" xmlns:aink="http://schemas.microsoft.com/office/drawing/2016/ink" xmlns:am3d="http://schemas.microsoft.com/office/drawing/2017/model3d" xmlns:o="urn:schemas-microsoft-com:office:office" xmlns:oel="http://schemas.microsoft.com/office/2019/extlst" xmlns:r="http://schemas.openxmlformats.org/officeDocument/2006/relationships" xmlns:m="http://schemas.openxmlformats.org/officeDocument/2006/math" xmlns:v="urn:schemas-microsoft-com:vml" xmlns:wp14="http://schemas.microsoft.com/office/word/2010/wordprocessingDrawing" xmlns:wp="http://schemas.openxmlformats.org/drawingml/2006/wordprocessingDrawing" xmlns:w10="urn:schemas-microsoft-com:office:word" xmlns:w="http://schemas.openxmlformats.org/wordprocessingml/2006/main" xmlns:w14="http://schemas.microsoft.com/office/word/2010/wordml" xmlns:w15="http://schemas.microsoft.com/office/word/2012/wordml" xmlns:w16cex="http://schemas.microsoft.com/office/word/2018/wordml/cex" xmlns:w16cid="http://schemas.microsoft.com/office/word/2016/wordml/cid" xmlns:w16="http://schemas.microsoft.com/office/word/2018/wordml" xmlns:w16sdtdh="http://schemas.microsoft.com/office/word/2020/wordml/sdtdatahash" xmlns:w16se="http://schemas.microsoft.com/office/word/2015/wordml/symex" xmlns:wpg="http://schemas.microsoft.com/office/word/2010/wordprocessingGroup" xmlns:wpi="http://schemas.microsoft.com/office/word/2010/wordprocessingInk" xmlns:wne="http://schemas.microsoft.com/office/word/2006/wordml" xmlns:wps="http://schemas.microsoft.com/office/word/2010/wordprocessingShape" mc:Ignorable="w14 w15 w16se w16cid w16 w16cex w16sdtdh wp14">
   <w:p>
     <w:pPr>
       <w:pStyle w:val="Header"/>
@@ -679,7 +828,7 @@
 </file>
 
 <file path=word/numbering.xml><?xml version="1.0" encoding="utf-8"?>
-<w:numbering xmlns:wpc="http://schemas.microsoft.com/office/word/2010/wordprocessingCanvas" xmlns:cx="http://schemas.microsoft.com/office/drawing/2014/chartex" xmlns:cx1="http://schemas.microsoft.com/office/drawing/2015/9/8/chartex" xmlns:cx2="http://schemas.microsoft.com/office/drawing/2015/10/21/chartex" xmlns:cx3="http://schemas.microsoft.com/office/drawing/2016/5/9/chartex" xmlns:cx4="http://schemas.microsoft.com/office/drawing/2016/5/10/chartex" xmlns:cx5="http://schemas.microsoft.com/office/drawing/2016/5/11/chartex" xmlns:cx6="http://schemas.microsoft.com/office/drawing/2016/5/12/chartex" xmlns:cx7="http://schemas.microsoft.com/office/drawing/2016/5/13/chartex" xmlns:cx8="http://schemas.microsoft.com/office/drawing/2016/5/14/chartex" xmlns:mc="http://schemas.openxmlformats.org/markup-compatibility/2006" xmlns:aink="http://schemas.microsoft.com/office/drawing/2016/ink" xmlns:am3d="http://schemas.microsoft.com/office/drawing/2017/model3d" xmlns:o="urn:schemas-microsoft-com:office:office" xmlns:r="http://schemas.openxmlformats.org/officeDocument/2006/relationships" xmlns:m="http://schemas.openxmlformats.org/officeDocument/2006/math" xmlns:v="urn:schemas-microsoft-com:vml" xmlns:wp14="http://schemas.microsoft.com/office/word/2010/wordprocessingDrawing" xmlns:wp="http://schemas.openxmlformats.org/drawingml/2006/wordprocessingDrawing" xmlns:w10="urn:schemas-microsoft-com:office:word" xmlns:w="http://schemas.openxmlformats.org/wordprocessingml/2006/main" xmlns:w14="http://schemas.microsoft.com/office/word/2010/wordml" xmlns:w15="http://schemas.microsoft.com/office/word/2012/wordml" xmlns:w16cex="http://schemas.microsoft.com/office/word/2018/wordml/cex" xmlns:w16cid="http://schemas.microsoft.com/office/word/2016/wordml/cid" xmlns:w16="http://schemas.microsoft.com/office/word/2018/wordml" xmlns:w16se="http://schemas.microsoft.com/office/word/2015/wordml/symex" xmlns:wpg="http://schemas.microsoft.com/office/word/2010/wordprocessingGroup" xmlns:wpi="http://schemas.microsoft.com/office/word/2010/wordprocessingInk" xmlns:wne="http://schemas.microsoft.com/office/word/2006/wordml" xmlns:wps="http://schemas.microsoft.com/office/word/2010/wordprocessingShape" mc:Ignorable="w14 w15 w16se w16cid w16 w16cex wp14">
+<w:numbering xmlns:wpc="http://schemas.microsoft.com/office/word/2010/wordprocessingCanvas" xmlns:cx="http://schemas.microsoft.com/office/drawing/2014/chartex" xmlns:cx1="http://schemas.microsoft.com/office/drawing/2015/9/8/chartex" xmlns:cx2="http://schemas.microsoft.com/office/drawing/2015/10/21/chartex" xmlns:cx3="http://schemas.microsoft.com/office/drawing/2016/5/9/chartex" xmlns:cx4="http://schemas.microsoft.com/office/drawing/2016/5/10/chartex" xmlns:cx5="http://schemas.microsoft.com/office/drawing/2016/5/11/chartex" xmlns:cx6="http://schemas.microsoft.com/office/drawing/2016/5/12/chartex" xmlns:cx7="http://schemas.microsoft.com/office/drawing/2016/5/13/chartex" xmlns:cx8="http://schemas.microsoft.com/office/drawing/2016/5/14/chartex" xmlns:mc="http://schemas.openxmlformats.org/markup-compatibility/2006" xmlns:aink="http://schemas.microsoft.com/office/drawing/2016/ink" xmlns:am3d="http://schemas.microsoft.com/office/drawing/2017/model3d" xmlns:o="urn:schemas-microsoft-com:office:office" xmlns:oel="http://schemas.microsoft.com/office/2019/extlst" xmlns:r="http://schemas.openxmlformats.org/officeDocument/2006/relationships" xmlns:m="http://schemas.openxmlformats.org/officeDocument/2006/math" xmlns:v="urn:schemas-microsoft-com:vml" xmlns:wp14="http://schemas.microsoft.com/office/word/2010/wordprocessingDrawing" xmlns:wp="http://schemas.openxmlformats.org/drawingml/2006/wordprocessingDrawing" xmlns:w10="urn:schemas-microsoft-com:office:word" xmlns:w="http://schemas.openxmlformats.org/wordprocessingml/2006/main" xmlns:w14="http://schemas.microsoft.com/office/word/2010/wordml" xmlns:w15="http://schemas.microsoft.com/office/word/2012/wordml" xmlns:w16cex="http://schemas.microsoft.com/office/word/2018/wordml/cex" xmlns:w16cid="http://schemas.microsoft.com/office/word/2016/wordml/cid" xmlns:w16="http://schemas.microsoft.com/office/word/2018/wordml" xmlns:w16sdtdh="http://schemas.microsoft.com/office/word/2020/wordml/sdtdatahash" xmlns:w16se="http://schemas.microsoft.com/office/word/2015/wordml/symex" xmlns:wpg="http://schemas.microsoft.com/office/word/2010/wordprocessingGroup" xmlns:wpi="http://schemas.microsoft.com/office/word/2010/wordprocessingInk" xmlns:wne="http://schemas.microsoft.com/office/word/2006/wordml" xmlns:wps="http://schemas.microsoft.com/office/word/2010/wordprocessingShape" mc:Ignorable="w14 w15 w16se w16cid w16 w16cex w16sdtdh wp14">
   <w:abstractNum w:abstractNumId="0" w15:restartNumberingAfterBreak="0">
     <w:nsid w:val="29CA5503"/>
     <w:multiLevelType w:val="hybridMultilevel"/>
@@ -944,20 +1093,20 @@
       </w:pPr>
     </w:lvl>
   </w:abstractNum>
-  <w:num w:numId="1">
+  <w:num w:numId="1" w16cid:durableId="1382707099">
     <w:abstractNumId w:val="0"/>
   </w:num>
-  <w:num w:numId="2">
+  <w:num w:numId="2" w16cid:durableId="2145269311">
     <w:abstractNumId w:val="1"/>
   </w:num>
-  <w:num w:numId="3">
+  <w:num w:numId="3" w16cid:durableId="1609312104">
     <w:abstractNumId w:val="2"/>
   </w:num>
 </w:numbering>
 </file>
 
 <file path=word/styles.xml><?xml version="1.0" encoding="utf-8"?>
-<w:styles xmlns:mc="http://schemas.openxmlformats.org/markup-compatibility/2006" xmlns:r="http://schemas.openxmlformats.org/officeDocument/2006/relationships" xmlns:w="http://schemas.openxmlformats.org/wordprocessingml/2006/main" xmlns:w14="http://schemas.microsoft.com/office/word/2010/wordml" xmlns:w15="http://schemas.microsoft.com/office/word/2012/wordml" xmlns:w16cex="http://schemas.microsoft.com/office/word/2018/wordml/cex" xmlns:w16cid="http://schemas.microsoft.com/office/word/2016/wordml/cid" xmlns:w16="http://schemas.microsoft.com/office/word/2018/wordml" xmlns:w16se="http://schemas.microsoft.com/office/word/2015/wordml/symex" mc:Ignorable="w14 w15 w16se w16cid w16 w16cex">
+<w:styles xmlns:mc="http://schemas.openxmlformats.org/markup-compatibility/2006" xmlns:r="http://schemas.openxmlformats.org/officeDocument/2006/relationships" xmlns:w="http://schemas.openxmlformats.org/wordprocessingml/2006/main" xmlns:w14="http://schemas.microsoft.com/office/word/2010/wordml" xmlns:w15="http://schemas.microsoft.com/office/word/2012/wordml" xmlns:w16cex="http://schemas.microsoft.com/office/word/2018/wordml/cex" xmlns:w16cid="http://schemas.microsoft.com/office/word/2016/wordml/cid" xmlns:w16="http://schemas.microsoft.com/office/word/2018/wordml" xmlns:w16sdtdh="http://schemas.microsoft.com/office/word/2020/wordml/sdtdatahash" xmlns:w16se="http://schemas.microsoft.com/office/word/2015/wordml/symex" mc:Ignorable="w14 w15 w16se w16cid w16 w16cex w16sdtdh">
   <w:docDefaults>
     <w:rPrDefault>
       <w:rPr>
